--- a/ufm_engine/templates/figures/title_page_federal.docx
+++ b/ufm_engine/templates/figures/title_page_federal.docx
@@ -176,7 +176,25 @@
         <w:jc w:val="center"/>
       </w:pPr>
       <w:r>
-        <w:t>ORAL DEPOSITION OF</w:t>
+        <w:t xml:space="preserve">ORAL </w:t>
+      </w:r>
+      <w:sdt>
+        <w:sdtPr>
+          <w:tag w:val="block_videotaped"/>
+          <w:alias w:val="Conditional Block: block_videotaped"/>
+        </w:sdtPr>
+        <w:sdtContent>
+          <w:r>
+            <w:rPr>
+              <w:rFonts w:ascii="Courier New" w:hAnsi="Courier New"/>
+              <w:sz w:val="24"/>
+            </w:rPr>
+            <w:t xml:space="preserve">AND VIDEOTAPED </w:t>
+          </w:r>
+        </w:sdtContent>
+      </w:sdt>
+      <w:r>
+        <w:t>DEPOSITION OF</w:t>
       </w:r>
     </w:p>
     <w:p>
@@ -221,6 +239,41 @@
         </w:sdtContent>
       </w:sdt>
     </w:p>
+    <w:sdt>
+      <w:sdtPr>
+        <w:tag w:val="block_interpreted"/>
+        <w:alias w:val="Conditional Block: block_interpreted"/>
+      </w:sdtPr>
+      <w:sdtContent>
+        <w:p>
+          <w:pPr>
+            <w:jc w:val="center"/>
+          </w:pPr>
+          <w:r>
+            <w:t xml:space="preserve">(INTERPRETED FROM </w:t>
+          </w:r>
+          <w:sdt>
+            <w:sdtPr>
+              <w:tag w:val="interpreter_language"/>
+              <w:alias w:val="Interpreter Language"/>
+              <w:showingPlcHdr/>
+            </w:sdtPr>
+            <w:sdtContent>
+              <w:r>
+                <w:rPr>
+                  <w:rFonts w:ascii="Courier New" w:hAnsi="Courier New"/>
+                  <w:sz w:val="24"/>
+                </w:rPr>
+                <w:t xml:space="preserve">[Interpreter Language]</w:t>
+              </w:r>
+            </w:sdtContent>
+          </w:sdt>
+          <w:r>
+            <w:t xml:space="preserve"> TO ENGLISH)</w:t>
+          </w:r>
+        </w:p>
+      </w:sdtContent>
+    </w:sdt>
     <w:p>
       <w:pPr>
         <w:jc w:val="center"/>
@@ -236,7 +289,25 @@
     <w:p/>
     <w:p>
       <w:r>
-        <w:t xml:space="preserve">ORAL DEPOSITION OF </w:t>
+        <w:t xml:space="preserve">ORAL </w:t>
+      </w:r>
+      <w:sdt>
+        <w:sdtPr>
+          <w:tag w:val="block_videotaped"/>
+          <w:alias w:val="Conditional Block: block_videotaped"/>
+        </w:sdtPr>
+        <w:sdtContent>
+          <w:r>
+            <w:rPr>
+              <w:rFonts w:ascii="Courier New" w:hAnsi="Courier New"/>
+              <w:sz w:val="24"/>
+            </w:rPr>
+            <w:t xml:space="preserve">AND VIDEOTAPED </w:t>
+          </w:r>
+        </w:sdtContent>
+      </w:sdt>
+      <w:r>
+        <w:t xml:space="preserve">DEPOSITION OF </w:t>
       </w:r>
       <w:sdt>
         <w:sdtPr>
@@ -328,6 +399,37 @@
             </w:rPr>
             <w:t xml:space="preserve">[End Time]</w:t>
           </w:r>
+        </w:sdtContent>
+      </w:sdt>
+      <w:sdt>
+        <w:sdtPr>
+          <w:tag w:val="block_remote"/>
+          <w:alias w:val="Conditional Block: block_remote"/>
+        </w:sdtPr>
+        <w:sdtContent>
+          <w:r>
+            <w:rPr>
+              <w:rFonts w:ascii="Courier New" w:hAnsi="Courier New"/>
+              <w:sz w:val="24"/>
+            </w:rPr>
+            <w:t xml:space="preserve">, via </w:t>
+          </w:r>
+          <w:sdt>
+            <w:sdtPr>
+              <w:tag w:val="remote_platform"/>
+              <w:alias w:val="Remote Platform"/>
+              <w:showingPlcHdr/>
+            </w:sdtPr>
+            <w:sdtContent>
+              <w:r>
+                <w:rPr>
+                  <w:rFonts w:ascii="Courier New" w:hAnsi="Courier New"/>
+                  <w:sz w:val="24"/>
+                </w:rPr>
+                <w:t xml:space="preserve">[Remote Platform]</w:t>
+              </w:r>
+            </w:sdtContent>
+          </w:sdt>
         </w:sdtContent>
       </w:sdt>
       <w:r>
